--- a/rapports/16_02_2026/DIEYNABA/coh_EQ11_sup_031202010011.docx
+++ b/rapports/16_02_2026/DIEYNABA/coh_EQ11_sup_031202010011.docx
@@ -25,7 +25,7 @@
         <w:br/>
         <w:t>Grappe: 031202010011</w:t>
         <w:br/>
-        <w:t>Date: 16/02/2026 a 12:40</w:t>
+        <w:t>Date: 16/02/2026 a 12:58</w:t>
       </w:r>
     </w:p>
     <w:p/>

--- a/rapports/16_02_2026/DIEYNABA/coh_EQ11_sup_031202010011.docx
+++ b/rapports/16_02_2026/DIEYNABA/coh_EQ11_sup_031202010011.docx
@@ -25,7 +25,7 @@
         <w:br/>
         <w:t>Grappe: 031202010011</w:t>
         <w:br/>
-        <w:t>Date: 16/02/2026 a 12:58</w:t>
+        <w:t>Date: 16/02/2026 a 13:04</w:t>
       </w:r>
     </w:p>
     <w:p/>
@@ -997,7 +997,7 @@
         <w:rPr>
           <w:sz w:val="20"/>
         </w:rPr>
-        <w:t>- Avertissement!! La quantité (5.25 litre) du produit Huile de soja  consommée  par le ménage semble très élevé, prière de corriger ou confirmer avec le QG. Avertissement!!! Le ménage a consommé 2 Paquet Petit de Thé en sachet, cette quantité semble anormale pour une consommation des 7 derniers jours.Prière de corriger ou de confirmer avec le QG. Avertissement!! le prix unitaire (150 Fcfa) de Thé en sachet (unité: Paquet) de taille Petit est très faible ou élevé. Prière de corriger ou de confirmer avec le QG. Incohérence!! Dans ce ménage, chaque individus consomme par jour 15.90099 Kg  de cereale; Prière de revoir les quantités prises de ces produits. Incohérence!! Dans ce ménage, chaque individus consomme par jour 15.90099 Kg  de cereale; Prière de revoir les quantités prises de ces produits.</w:t>
+        <w:t>- Attention ! Le prix unitaire d'achat (200 Fcfa) de Ail en Sachets (Petit) est relativement élevé par rapport aux autres prix observés dans cette zone. Prière de corriger ou de confirmer avec le QG. Avertissement!! La quantité (5.25 litre) du produit Huile de soja  consommée  par le ménage semble très élevé, prière de corriger ou confirmer avec le QG. Avertissement!!! Le ménage a consommé 2 Paquet Petit de Thé en sachet, cette quantité semble anormale pour une consommation des 7 derniers jours.Prière de corriger ou de confirmer avec le QG. Avertissement!! le prix unitaire (150 Fcfa) de Thé en sachet (unité: Paquet) de taille Petit est très faible ou élevé. Prière de corriger ou de confirmer avec le QG. Incohérence!! Dans ce ménage, chaque individus consomme par jour 29.8611 Kg  de cereale; Prière de revoir les quantités prises de ces produits. Incohérence!! Dans ce ménage, chaque individus consomme par jour 29.8611 Kg  de cereale; Prière de revoir les quantités prises de ces produits.</w:t>
       </w:r>
     </w:p>
     <w:p>
@@ -1651,7 +1651,7 @@
         <w:rPr>
           <w:sz w:val="20"/>
         </w:rPr>
-        <w:t>- La dernière fois que vous avez acheté Aubergine sauvage  est CHEZ ELLE et semble exister dans les modalités, prière de prendre attache avec le QG pour plus d'explication afin de la classer bien.  La dernière fois que vous avez acheté Carotte est CHEZ ELLE et semble exister dans les modalités, prière de prendre attache avec le QG pour plus d'explication afin de la classer bien.  La dernière fois que vous avez acheté Carpe séchée est chez elle parceque sa belle mere vend des legumes et semble exister dans les modalités, prière de prendre attache avec le QG pour plus d'explication afin de la classer bien.  La dernière fois que vous avez acheté Choux est CHEZ ELLE et semble exister dans les modalités, prière de prendre attache avec le QG pour plus d'explication afin de la classer bien.  La dernière fois que vous avez acheté Gombo frais est CHEZ ELLE et semble exister dans les modalités, prière de prendre attache avec le QG pour plus d'explication afin de la classer bien.  La dernière fois que vous avez acheté Niébé/Haricots secs est chez elle et semble exister dans les modalités, prière de prendre attache avec le QG pour plus d'explication afin de la classer bien.  La dernière fois que vous avez acheté Poisson de mer séché (yayeboye) est chez  elle et semble exister dans les modalités, prière de prendre attache avec le QG pour plus d'explication afin de la classer bien.  La dernière fois que vous avez acheté Poisson séché en condiment est chez elle et semble exister dans les modalités, prière de prendre attache avec le QG pour plus d'explication afin de la classer bien. Attention ! Le prix unitaire d'achat (200 Fcfa) de Aubergine   en Pièce (Petit) est relativement élevé par rapport aux autres prix observés dans cette zone. Prière de corriger ou de confirmer avec le QG.  La dernière fois que vous avez acheté Aubergine   est CHEZ ELLE et semble exister dans les modalités, prière de prendre attache avec le QG pour plus d'explication afin de la classer bien. Attention ! Le prix unitaire d'achat (25 Fcfa) de Biscuits en Sachets industriel (Tres petit) est relativement faible par rapport aux autres prix observés dans cette zone. Prière de corriger ou de confirmer avec le QG. Avertissement!!! Le ménage a consommé 9 Pièce Petit de Mâchoiron séchée (Kon), cette quantité semble anormale pour une consommation des 7 derniers jours.Prière de corriger ou de confirmer avec le QG.  La dernière fois que vous avez acheté Mâchoiron séchée (Kon) est ELLE L’ACHÉTE  CHEZ ELLE CAR SA BELLE MERE VEND DES LÉGUMES et semble exister dans les modalités, prière de prendre attache avec le QG pour plus d'explication afin de la classer bien. Incohérence!! Dans ce ménage, chaque individus consomme par jour 34.05375 Kg  de cereale; Prière de revoir les quantités prises de ces produits. Incohérence!! Dans ce ménage, chaque individus consomme par jour 34.05375 Kg  de cereale; Prière de revoir les quantités prises de ces produits. Le prix d'achat unitaire (1 Fcfa) de Sel en Sachets de taille Petit  est invraisemblable, prière de regarder les reponses prises dans les questions s07bq07a s07bq07b s07bq07c s07bq08 pour mieux corriger. Attention ! Le prix unitaire d'achat (1 Fcfa) de Sel en Sachets (Petit) est relativement faible par rapport aux autres prix observés dans cette zone. Prière de corriger ou de confirmer avec le QG.</w:t>
+        <w:t>- La dernière fois que vous avez acheté Aubergine sauvage  est CHEZ ELLE et semble exister dans les modalités, prière de prendre attache avec le QG pour plus d'explication afin de la classer bien.  La dernière fois que vous avez acheté Carotte est CHEZ ELLE et semble exister dans les modalités, prière de prendre attache avec le QG pour plus d'explication afin de la classer bien.  La dernière fois que vous avez acheté Carpe séchée est chez elle parceque sa belle mere vend des legumes et semble exister dans les modalités, prière de prendre attache avec le QG pour plus d'explication afin de la classer bien.  La dernière fois que vous avez acheté Choux est CHEZ ELLE et semble exister dans les modalités, prière de prendre attache avec le QG pour plus d'explication afin de la classer bien.  La dernière fois que vous avez acheté Gombo frais est CHEZ ELLE et semble exister dans les modalités, prière de prendre attache avec le QG pour plus d'explication afin de la classer bien.  La dernière fois que vous avez acheté Niébé/Haricots secs est chez elle et semble exister dans les modalités, prière de prendre attache avec le QG pour plus d'explication afin de la classer bien.  La dernière fois que vous avez acheté Poisson de mer séché (yayeboye) est chez  elle et semble exister dans les modalités, prière de prendre attache avec le QG pour plus d'explication afin de la classer bien.  La dernière fois que vous avez acheté Poisson séché en condiment est chez elle et semble exister dans les modalités, prière de prendre attache avec le QG pour plus d'explication afin de la classer bien. Attention ! Le prix unitaire d'achat (200 Fcfa) de Aubergine   en Pièce (Petit) est relativement élevé par rapport aux autres prix observés dans cette zone. Prière de corriger ou de confirmer avec le QG.  La dernière fois que vous avez acheté Aubergine   est CHEZ ELLE et semble exister dans les modalités, prière de prendre attache avec le QG pour plus d'explication afin de la classer bien. Attention ! Le prix unitaire d'achat (25 Fcfa) de Biscuits en Sachets industriel (Tres petit) est relativement faible par rapport aux autres prix observés dans cette zone. Prière de corriger ou de confirmer avec le QG. Attention ! Le prix unitaire d'achat (700 Fcfa) de Oignon frais en Kg (taille unique) est relativement élevé par rapport aux autres prix observés dans cette zone. Prière de corriger ou de confirmer avec le QG. Avertissement!!! Le ménage a consommé 9 Pièce Petit de Mâchoiron séchée (Kon), cette quantité semble anormale pour une consommation des 7 derniers jours.Prière de corriger ou de confirmer avec le QG.  La dernière fois que vous avez acheté Mâchoiron séchée (Kon) est ELLE L’ACHÉTE  CHEZ ELLE CAR SA BELLE MERE VEND DES LÉGUMES et semble exister dans les modalités, prière de prendre attache avec le QG pour plus d'explication afin de la classer bien. Incohérence!! Dans ce ménage, chaque individus consomme par jour 54.96893 Kg  de cereale; Prière de revoir les quantités prises de ces produits. Incohérence!! Dans ce ménage, chaque individus consomme par jour 54.96893 Kg  de cereale; Prière de revoir les quantités prises de ces produits. Le prix d'achat unitaire (1 Fcfa) de Sel en Sachets de taille Petit  est invraisemblable, prière de regarder les reponses prises dans les questions s07bq07a s07bq07b s07bq07c s07bq08 pour mieux corriger.</w:t>
       </w:r>
     </w:p>
     <w:p>
@@ -1715,27 +1715,6 @@
           <w:sz w:val="20"/>
         </w:rPr>
         <w:t>- Le montant (FCFA) du loyer mensuel payé pour un logement comme le votre dans ce village/quartier est trop élevé, Veuillez s'il vous plaît corriger cette information.</w:t>
-      </w:r>
-    </w:p>
-    <w:p>
-      <w:r>
-        <w:rPr>
-          <w:b/>
-          <w:color w:val="4672C4"/>
-          <w:sz w:val="22"/>
-        </w:rPr>
-        <w:t>&gt;&gt; Section12 - Actifs du menage</w:t>
-      </w:r>
-    </w:p>
-    <w:p>
-      <w:pPr>
-        <w:ind w:left="283"/>
-      </w:pPr>
-      <w:r>
-        <w:rPr>
-          <w:sz w:val="20"/>
-        </w:rPr>
-        <w:t>- Attention ! Téléphone portable a été achété à 135000 Fcfa est relativement élevé par rapport aux autres prix d'achat observés dans cette zone. Prière de corriger ou de confirmer avec le QG.</w:t>
       </w:r>
     </w:p>
     <w:p>
@@ -2276,7 +2255,7 @@
         <w:rPr>
           <w:sz w:val="20"/>
         </w:rPr>
-        <w:t>- Attention ! Le prix unitaire d'achat (200 Fcfa) de Soumbala (moutarde africaine) en Sachets (Petit) est relativement élevé par rapport aux autres prix observés dans cette zone. Prière de corriger ou de confirmer avec le QG. Attention ! Le prix unitaire d'achat (250 Fcfa) de Concentré de tomate en Sachets (Petit) est relativement élevé par rapport aux autres prix observés dans cette zone. Prière de corriger ou de confirmer avec le QG. Avertissement!! La quantité (3.5 litre) du produit Huile de soja  consommée  par le ménage semble très élevé, prière de corriger ou confirmer avec le QG. Incohérence!! Dans ce ménage, chaque individus consomme par jour 11.9079 Kg  de cereale; Prière de revoir les quantités prises de ces produits. Incohérence!! Dans ce ménage, chaque individus consomme par jour 11.9079 Kg  de cereale; Prière de revoir les quantités prises de ces produits.</w:t>
+        <w:t>- Attention ! Le prix unitaire d'achat (200 Fcfa) de Ail en Sachets (Petit) est relativement élevé par rapport aux autres prix observés dans cette zone. Prière de corriger ou de confirmer avec le QG. Attention ! Le prix unitaire d'achat (200 Fcfa) de Soumbala (moutarde africaine) en Sachets (Petit) est relativement élevé par rapport aux autres prix observés dans cette zone. Prière de corriger ou de confirmer avec le QG. Attention ! Le prix unitaire d'achat (250 Fcfa) de Concentré de tomate en Sachets (Petit) est relativement élevé par rapport aux autres prix observés dans cette zone. Prière de corriger ou de confirmer avec le QG. Avertissement!! La quantité (3.5 litre) du produit Huile de soja  consommée  par le ménage semble très élevé, prière de corriger ou confirmer avec le QG. Incohérence!! Dans ce ménage, chaque individus consomme par jour 20.15226 Kg  de cereale; Prière de revoir les quantités prises de ces produits. Incohérence!! Dans ce ménage, chaque individus consomme par jour 20.15226 Kg  de cereale; Prière de revoir les quantités prises de ces produits.</w:t>
       </w:r>
     </w:p>
     <w:p>
@@ -3001,7 +2980,7 @@
         <w:rPr>
           <w:sz w:val="20"/>
         </w:rPr>
-        <w:t>- La dernière fois que vous avez acheté Fruit de baobab (pain de singe) est Des enfants du quartier et semble exister dans les modalités, prière de prendre attache avec le QG pour plus d'explication afin de la classer bien. Avertissement!! La quantité (13 litre) du produit Huile de soja  consommée  par le ménage semble très élevé, prière de corriger ou confirmer avec le QG. Avertissement!!! Le ménage a consommé 2 Paquet Petit de Thé en sachet, cette quantité semble anormale pour une consommation des 7 derniers jours.Prière de corriger ou de confirmer avec le QG. Avertissement!! le prix unitaire (150 Fcfa) de Thé en sachet (unité: Paquet) de taille Petit est très faible ou élevé. Prière de corriger ou de confirmer avec le QG. Avertissement!!!Le ménage a consommé 98 miche de Moyen de Pain moderne (Baguette)  ce qui semble incoherent pour une consommation aucours des 7 derniers jours, prière de verifier et corriger. Incohérence!! Dans ce ménage, chaque individus consomme par jour 7.246821 Kg  de cereale; Prière de revoir les quantités prises de ces produits. Incohérence!! Dans ce ménage, chaque individus consomme par jour 7.246821 Kg  de cereale; Prière de revoir les quantités prises de ces produits.</w:t>
+        <w:t>- La dernière fois que vous avez acheté Fruit de baobab (pain de singe) est Des enfants du quartier et semble exister dans les modalités, prière de prendre attache avec le QG pour plus d'explication afin de la classer bien. Attention ! Le prix unitaire d'achat (500 Fcfa) de Oignon frais en Kg (taille unique) est relativement faible par rapport aux autres prix observés dans cette zone. Prière de corriger ou de confirmer avec le QG. Avertissement!! La quantité (13 litre) du produit Huile de soja  consommée  par le ménage semble très élevé, prière de corriger ou confirmer avec le QG. Avertissement!!! Le ménage a consommé 2 Paquet Petit de Thé en sachet, cette quantité semble anormale pour une consommation des 7 derniers jours.Prière de corriger ou de confirmer avec le QG. Avertissement!! le prix unitaire (150 Fcfa) de Thé en sachet (unité: Paquet) de taille Petit est très faible ou élevé. Prière de corriger ou de confirmer avec le QG. Avertissement!!!Le ménage a consommé 98 miche de Moyen de Pain moderne (Baguette)  ce qui semble incoherent pour une consommation aucours des 7 derniers jours, prière de verifier et corriger. Incohérence!! Dans ce ménage, chaque individus consomme par jour 12.81069 Kg  de cereale; Prière de revoir les quantités prises de ces produits. Incohérence!! Dans ce ménage, chaque individus consomme par jour 12.81069 Kg  de cereale; Prière de revoir les quantités prises de ces produits.</w:t>
       </w:r>
     </w:p>
     <w:p>
@@ -3110,7 +3089,7 @@
         <w:rPr>
           <w:sz w:val="20"/>
         </w:rPr>
-        <w:t xml:space="preserve">- Attention ! Antenne parabolique / décodeur a été achété à 40000 Fcfa est relativement élevé par rapport aux autres prix d'achat observés dans cette zone. Prière de corriger ou de confirmer avec le QG. </w:t>
+        <w:t xml:space="preserve">- Attention ! Antenne parabolique / décodeur a été achété à 40000 Fcfa est relativement élevé par rapport aux autres prix d'achat observés dans cette zone. Prière de corriger ou de confirmer avec le QG. Attention ! Antenne parabolique / décodeur a été revendu à 20000 Fcfa qui est relativement élevé par rapport aux autres prix de revente observés dans cette zone. Prière de corriger ou de confirmer avec le QG. </w:t>
         <w:br/>
         <w:t xml:space="preserve">- Le nombre d'article ( Lit)  dans ce ménages est élevé (15), prière de corriger ou confirmer avec le QG. </w:t>
         <w:br/>
@@ -3607,7 +3586,7 @@
         <w:rPr>
           <w:sz w:val="20"/>
         </w:rPr>
-        <w:t>- Attention ! Le prix unitaire d'achat (200 Fcfa) de Sel en Sachets (Petit) est relativement élevé par rapport aux autres prix observés dans cette zone. Prière de corriger ou de confirmer avec le QG. Attention ! Le prix unitaire d'achat (500 Fcfa) de Sucre en poudre  en Kg (taille unique) est relativement faible par rapport aux autres prix observés dans cette zone. Prière de corriger ou de confirmer avec le QG. Avertissement!! La quantité (3.5 litre) du produit Huile de soja  consommée  par le ménage semble très élevé, prière de corriger ou confirmer avec le QG. Avertissement!!! Le ménage a consommé 8 Tas Petit de Mâchoiron séchée (Kon), cette quantité semble anormale pour une consommation des 7 derniers jours.Prière de corriger ou de confirmer avec le QG. Incohérence!! Dans ce ménage, chaque individus consomme par jour 37.88476 Kg  de cereale; Prière de revoir les quantités prises de ces produits. Incohérence!! Dans ce ménage, chaque individus consomme par jour 37.88476 Kg  de cereale; Prière de revoir les quantités prises de ces produits.</w:t>
+        <w:t>- Attention ! Le prix unitaire d'achat (1000 Fcfa) de Aubergine sauvage  en Tas (Moyen) est relativement élevé par rapport aux autres prix observés dans cette zone. Prière de corriger ou de confirmer avec le QG. Attention ! Le prix unitaire d'achat (200 Fcfa) de Sel en Sachets (Petit) est relativement élevé par rapport aux autres prix observés dans cette zone. Prière de corriger ou de confirmer avec le QG. Attention ! Le prix unitaire d'achat (500 Fcfa) de Oignon frais en Kg (taille unique) est relativement faible par rapport aux autres prix observés dans cette zone. Prière de corriger ou de confirmer avec le QG. Avertissement!! La quantité (3.5 litre) du produit Huile de soja  consommée  par le ménage semble très élevé, prière de corriger ou confirmer avec le QG. Avertissement!!! Le ménage a consommé 8 Tas Petit de Mâchoiron séchée (Kon), cette quantité semble anormale pour une consommation des 7 derniers jours.Prière de corriger ou de confirmer avec le QG. Incohérence!! Dans ce ménage, chaque individus consomme par jour 71.82214 Kg  de cereale; Prière de revoir les quantités prises de ces produits. Incohérence!! Dans ce ménage, chaque individus consomme par jour 71.82214 Kg  de cereale; Prière de revoir les quantités prises de ces produits.</w:t>
       </w:r>
     </w:p>
     <w:p>
@@ -3714,7 +3693,7 @@
         <w:rPr>
           <w:sz w:val="20"/>
         </w:rPr>
-        <w:t>- Avertissement!!! Le prix d'achat (5000) de l'article  Bonbonne de gaz est inférieur aux prix de revente (10000)  avec l'âge du bien atteignant 6 ans. Prière de vérifier ou confirmer avec l'enquêté et mettre les bonnes valeurs après verification, s'il le faut. Attention ! Bonbonne de gaz a été achété à 5000 Fcfa est relativement faible par rapport aux autres prix d'achat observés dans cette zone. Prière de corriger ou de confirmer avec le QG.</w:t>
+        <w:t>- Avertissement!!! Le prix d'achat (5000) de l'article  Bonbonne de gaz est inférieur aux prix de revente (10000)  avec l'âge du bien atteignant 6 ans. Prière de vérifier ou confirmer avec l'enquêté et mettre les bonnes valeurs après verification, s'il le faut.</w:t>
       </w:r>
     </w:p>
     <w:p>
@@ -4216,7 +4195,7 @@
         <w:rPr>
           <w:sz w:val="20"/>
         </w:rPr>
-        <w:t>- Attention ! Le prix unitaire d'achat (200 Fcfa) de Sel en Sachets (Petit) est relativement élevé par rapport aux autres prix observés dans cette zone. Prière de corriger ou de confirmer avec le QG. Attention ! Le prix unitaire d'achat (250 Fcfa) de Choux en Pièce (Petit) est relativement élevé par rapport aux autres prix observés dans cette zone. Prière de corriger ou de confirmer avec le QG. Avertissement!! La quantité (3.5 litre) du produit Huile de soja  consommée  par le ménage semble très élevé, prière de corriger ou confirmer avec le QG. Avertissement!!! Le ménage a consommé 8 Tas Petit de Mâchoiron séchée (Kon), cette quantité semble anormale pour une consommation des 7 derniers jours.Prière de corriger ou de confirmer avec le QG. Incohérence!! Dans ce ménage, chaque individus consomme par jour 15.16714 Kg  de cereale; Prière de revoir les quantités prises de ces produits. Incohérence!! Dans ce ménage, chaque individus consomme par jour 15.16714 Kg  de cereale; Prière de revoir les quantités prises de ces produits.</w:t>
+        <w:t>- Attention ! Le prix unitaire d'achat (200 Fcfa) de Sel en Sachets (Petit) est relativement élevé par rapport aux autres prix observés dans cette zone. Prière de corriger ou de confirmer avec le QG. Attention ! Le prix unitaire d'achat (500 Fcfa) de Oignon frais en Kg (taille unique) est relativement faible par rapport aux autres prix observés dans cette zone. Prière de corriger ou de confirmer avec le QG. Avertissement!! La quantité (3.5 litre) du produit Huile de soja  consommée  par le ménage semble très élevé, prière de corriger ou confirmer avec le QG. Avertissement!!! Le ménage a consommé 8 Tas Petit de Mâchoiron séchée (Kon), cette quantité semble anormale pour une consommation des 7 derniers jours.Prière de corriger ou de confirmer avec le QG. Incohérence!! Dans ce ménage, chaque individus consomme par jour 24.59875 Kg  de cereale; Prière de revoir les quantités prises de ces produits. Incohérence!! Dans ce ménage, chaque individus consomme par jour 24.59875 Kg  de cereale; Prière de revoir les quantités prises de ces produits.</w:t>
       </w:r>
     </w:p>
     <w:p>
@@ -4323,7 +4302,7 @@
         <w:rPr>
           <w:sz w:val="20"/>
         </w:rPr>
-        <w:t>- Avertissement!!! Le prix d'achat (6000) de l'article  Bonbonne de gaz est inférieur aux prix de revente (10000)  avec l'âge du bien atteignant 5 ans. Prière de vérifier ou confirmer avec l'enquêté et mettre les bonnes valeurs après verification, s'il le faut. Attention ! Bonbonne de gaz a été achété à 6000 Fcfa est relativement faible par rapport aux autres prix d'achat observés dans cette zone. Prière de corriger ou de confirmer avec le QG.</w:t>
+        <w:t>- Avertissement!!! Le prix d'achat (6000) de l'article  Bonbonne de gaz est inférieur aux prix de revente (10000)  avec l'âge du bien atteignant 5 ans. Prière de vérifier ou confirmer avec l'enquêté et mettre les bonnes valeurs après verification, s'il le faut.</w:t>
       </w:r>
     </w:p>
     <w:p>
@@ -4939,7 +4918,7 @@
         <w:rPr>
           <w:sz w:val="20"/>
         </w:rPr>
-        <w:t>- Attention ! Le prix unitaire d'achat (250 Fcfa) de Piment frais en Tas (Petit) est relativement élevé par rapport aux autres prix observés dans cette zone. Prière de corriger ou de confirmer avec le QG. Attention ! Le prix unitaire d'achat (250 Fcfa) de Piment séché en Sachets (Petit) est relativement élevé par rapport aux autres prix observés dans cette zone. Prière de corriger ou de confirmer avec le QG. Attention ! Le prix unitaire d'achat (50 Fcfa) de Aubergine   en Pièce (Petit) est relativement faible par rapport aux autres prix observés dans cette zone. Prière de corriger ou de confirmer avec le QG. Attention ! Le prix unitaire d'achat (500 Fcfa) de Mayonnaise en Sachets (Moyen) est relativement élevé par rapport aux autres prix observés dans cette zone. Prière de corriger ou de confirmer avec le QG. Avertissement!! La quantité (3.5 litre) du produit Huile de soja  consommée  par le ménage semble très élevé, prière de corriger ou confirmer avec le QG. Avertissement!!! Le ménage a consommé 7 Paquet Petit de Thé en sachet, cette quantité semble anormale pour une consommation des 7 derniers jours.Prière de corriger ou de confirmer avec le QG. Avertissement!! le prix unitaire (150 Fcfa) de Thé en sachet (unité: Paquet) de taille Petit est très faible ou élevé. Prière de corriger ou de confirmer avec le QG. Incohérence!! Dans ce ménage, chaque individus consomme par jour 29.4146 Kg  de cereale; Prière de revoir les quantités prises de ces produits. Incohérence!! Dans ce ménage, chaque individus consomme par jour 29.4146 Kg  de cereale; Prière de revoir les quantités prises de ces produits.</w:t>
+        <w:t>- Attention ! Le prix unitaire d'achat (250 Fcfa) de Piment frais en Tas (Petit) est relativement élevé par rapport aux autres prix observés dans cette zone. Prière de corriger ou de confirmer avec le QG. Attention ! Le prix unitaire d'achat (250 Fcfa) de Piment séché en Sachets (Petit) est relativement élevé par rapport aux autres prix observés dans cette zone. Prière de corriger ou de confirmer avec le QG. Attention ! Le prix unitaire d'achat (250 Fcfa) de Poireau en Tas (Petit) est relativement élevé par rapport aux autres prix observés dans cette zone. Prière de corriger ou de confirmer avec le QG. Attention ! Le prix unitaire d'achat (500 Fcfa) de Mayonnaise en Sachets (Moyen) est relativement élevé par rapport aux autres prix observés dans cette zone. Prière de corriger ou de confirmer avec le QG. Avertissement!! La quantité (3.5 litre) du produit Huile de soja  consommée  par le ménage semble très élevé, prière de corriger ou confirmer avec le QG. Avertissement!!! Le ménage a consommé 7 Paquet Petit de Thé en sachet, cette quantité semble anormale pour une consommation des 7 derniers jours.Prière de corriger ou de confirmer avec le QG. Avertissement!! le prix unitaire (150 Fcfa) de Thé en sachet (unité: Paquet) de taille Petit est très faible ou élevé. Prière de corriger ou de confirmer avec le QG. Incohérence!! Dans ce ménage, chaque individus consomme par jour 50.88683 Kg  de cereale; Prière de revoir les quantités prises de ces produits. Incohérence!! Dans ce ménage, chaque individus consomme par jour 50.88683 Kg  de cereale; Prière de revoir les quantités prises de ces produits.</w:t>
       </w:r>
     </w:p>
     <w:p>
@@ -5115,8 +5094,6 @@
         <w:rPr>
           <w:sz w:val="20"/>
         </w:rPr>
-        <w:t xml:space="preserve">- Attention ! Semoir a été revendu à 130000 Fcfa qui est relativement élevé par rapport aux autres prix de revente observés dans cette zone. Prière de corriger ou de confirmer avec le QG. </w:t>
-        <w:br/>
         <w:t>- Incohérence!! Le prix d'achat de Animaux de labour ne doit pas être égal 0 même si le ménage l'a reçu en cadeau prière de leurs aider à faire une estimation. Avertissement!! Le prix d'achat (0 FCFA) de Animaux de labour est inférieur aux prix de revente (300000 FCFA), prière de verifier et corriger ou confirmer l'information avec le QG. Le prix d'achat de Animaux de labour est nul (achété à 0fcfa) mais le prix de revente est (300000 FCFA), prière de verifier et corriger.</w:t>
       </w:r>
     </w:p>
@@ -5476,7 +5453,7 @@
         <w:rPr>
           <w:sz w:val="20"/>
         </w:rPr>
-        <w:t>- Incohérence!! Dans ce ménage, chaque individus consomme par jour 139.7679 Kg  de cereale; Prière de revoir les quantités prises de ces produits. Incohérence!! Dans ce ménage, chaque individus consomme par jour 139.7679 Kg  de cereale; Prière de revoir les quantités prises de ces produits.</w:t>
+        <w:t>- Attention ! Le prix unitaire d'achat (200 Fcfa) de Poireau en Tas (Petit) est relativement élevé par rapport aux autres prix observés dans cette zone. Prière de corriger ou de confirmer avec le QG. Incohérence!! Dans ce ménage, chaque individus consomme par jour 225.625 Kg  de cereale; Prière de revoir les quantités prises de ces produits. Incohérence!! Dans ce ménage, chaque individus consomme par jour 225.625 Kg  de cereale; Prière de revoir les quantités prises de ces produits.</w:t>
       </w:r>
     </w:p>
     <w:p>
@@ -6057,7 +6034,7 @@
         <w:rPr>
           <w:sz w:val="20"/>
         </w:rPr>
-        <w:t>- Avertissement!! La quantité (3.5 litre) du produit Huile de soja  consommée  par le ménage semble très élevé, prière de corriger ou confirmer avec le QG. Avertissement!!! Le ménage a consommé 2 Paquet Petit de Thé en sachet, cette quantité semble anormale pour une consommation des 7 derniers jours.Prière de corriger ou de confirmer avec le QG. Avertissement!! le prix unitaire (175 Fcfa) de Thé en sachet (unité: Paquet) de taille Petit est très faible ou élevé. Prière de corriger ou de confirmer avec le QG. Incohérence!! Dans ce ménage, chaque individus consomme par jour 34.74691 Kg  de cereale; Prière de revoir les quantités prises de ces produits. Incohérence!! Dans ce ménage, chaque individus consomme par jour 34.74691 Kg  de cereale; Prière de revoir les quantités prises de ces produits.</w:t>
+        <w:t>- Attention ! Le prix unitaire d'achat (200 Fcfa) de Poireau en Tas (Petit) est relativement élevé par rapport aux autres prix observés dans cette zone. Prière de corriger ou de confirmer avec le QG. Attention ! Le prix unitaire d'achat (200 Fcfa) de Poivron frais en Tas (Petit) est relativement élevé par rapport aux autres prix observés dans cette zone. Prière de corriger ou de confirmer avec le QG. Avertissement!! La quantité (3.5 litre) du produit Huile de soja  consommée  par le ménage semble très élevé, prière de corriger ou confirmer avec le QG. Avertissement!!! Le ménage a consommé 2 Paquet Petit de Thé en sachet, cette quantité semble anormale pour une consommation des 7 derniers jours.Prière de corriger ou de confirmer avec le QG. Avertissement!! le prix unitaire (175 Fcfa) de Thé en sachet (unité: Paquet) de taille Petit est très faible ou élevé. Prière de corriger ou de confirmer avec le QG. Incohérence!! Dans ce ménage, chaque individus consomme par jour 67.68143 Kg  de cereale; Prière de revoir les quantités prises de ces produits. Incohérence!! Dans ce ménage, chaque individus consomme par jour 67.68143 Kg  de cereale; Prière de revoir les quantités prises de ces produits.</w:t>
       </w:r>
     </w:p>
     <w:p>
@@ -6679,7 +6656,7 @@
         <w:rPr>
           <w:sz w:val="20"/>
         </w:rPr>
-        <w:t>- Attention ! Le prix unitaire d'achat (1000 Fcfa) de Huile de soja  en Bidon 20l (taille unique) est relativement faible par rapport aux autres prix observés dans cette zone. Prière de corriger ou de confirmer avec le QG. Attention ! Le prix unitaire d'achat (200 Fcfa) de Carpe séchée en Morceau (Portion) (Tres petit) est relativement élevé par rapport aux autres prix observés dans cette zone. Prière de corriger ou de confirmer avec le QG. Avertissement!!! Le ménage a consommé 1 Paquet Tres petit de Thé en sachet, cette quantité semble anormale pour une consommation des 7 derniers jours.Prière de corriger ou de confirmer avec le QG. Avertissement!! le prix unitaire (150 Fcfa) de Thé en sachet (unité: Paquet) de taille Tres petit est très faible ou élevé. Prière de corriger ou de confirmer avec le QG. Avertissement!!! Le ménage a consommé 11 Pièce Tres petit de Mâchoiron séchée (Kon), cette quantité semble anormale pour une consommation des 7 derniers jours.Prière de corriger ou de confirmer avec le QG. Avertissement!!!Le ménage a consommé 48 Cuillère de Petit de Beurre  ce qui semble incoherent pour une consommation aucours des 7 derniers jours, prière de verifier et corriger. Incohérence!! Dans ce ménage, chaque individus consomme par jour 25.30625 Kg  de cereale; Prière de revoir les quantités prises de ces produits. Incohérence!! Dans ce ménage, chaque individus consomme par jour 25.30625 Kg  de cereale; Prière de revoir les quantités prises de ces produits.</w:t>
+        <w:t>- Attention ! Le prix unitaire d'achat (1000 Fcfa) de Huile de soja  en Bidon 20l (taille unique) est relativement faible par rapport aux autres prix observés dans cette zone. Prière de corriger ou de confirmer avec le QG. Attention ! Le prix unitaire d'achat (200 Fcfa) de Carpe séchée en Morceau (Portion) (Tres petit) est relativement élevé par rapport aux autres prix observés dans cette zone. Prière de corriger ou de confirmer avec le QG. Attention ! Le prix unitaire d'achat (250 Fcfa) de Ail en Sachets (Petit) est relativement élevé par rapport aux autres prix observés dans cette zone. Prière de corriger ou de confirmer avec le QG. Avertissement!!! Le ménage a consommé 1 Paquet Tres petit de Thé en sachet, cette quantité semble anormale pour une consommation des 7 derniers jours.Prière de corriger ou de confirmer avec le QG. Avertissement!! le prix unitaire (150 Fcfa) de Thé en sachet (unité: Paquet) de taille Tres petit est très faible ou élevé. Prière de corriger ou de confirmer avec le QG. Avertissement!!! Le ménage a consommé 11 Pièce Tres petit de Mâchoiron séchée (Kon), cette quantité semble anormale pour une consommation des 7 derniers jours.Prière de corriger ou de confirmer avec le QG. Avertissement!!!Le ménage a consommé 48 Cuillère de Petit de Beurre  ce qui semble incoherent pour une consommation aucours des 7 derniers jours, prière de verifier et corriger. Incohérence!! Dans ce ménage, chaque individus consomme par jour 46.61607 Kg  de cereale; Prière de revoir les quantités prises de ces produits. Incohérence!! Dans ce ménage, chaque individus consomme par jour 46.61607 Kg  de cereale; Prière de revoir les quantités prises de ces produits.</w:t>
       </w:r>
     </w:p>
     <w:p>
@@ -7213,7 +7190,7 @@
         <w:rPr>
           <w:sz w:val="20"/>
         </w:rPr>
-        <w:t>- Attention ! Le prix unitaire d'achat (100 Fcfa) de Biscuits en Sachets (Petit) est relativement élevé par rapport aux autres prix observés dans cette zone. Prière de corriger ou de confirmer avec le QG. Attention ! Le prix unitaire d'achat (500 Fcfa) de Carotte en Tas (Petit) est relativement élevé par rapport aux autres prix observés dans cette zone. Prière de corriger ou de confirmer avec le QG. Avertissement!! La quantité (5.25 litre) du produit Huile de soja  consommée  par le ménage semble très élevé, prière de corriger ou confirmer avec le QG. Attention ! Le prix unitaire d'achat (1050 Fcfa) de Huile de soja  en Bidon 20l (taille unique) est relativement faible par rapport aux autres prix observés dans cette zone. Prière de corriger ou de confirmer avec le QG. Avertissement!!! Le ménage a consommé 8 Morceau (Portion) Tres petit de Poisson de mer séché (yayeboye), cette quantité semble anormale pour une consommation des 7 derniers jours.Prière de corriger ou de confirmer avec le QG. Incohérence!! Dans ce ménage, chaque individus consomme par jour 21.33429 Kg  de cereale; Prière de revoir les quantités prises de ces produits. Incohérence!! Dans ce ménage, chaque individus consomme par jour 21.33429 Kg  de cereale; Prière de revoir les quantités prises de ces produits. Attention ! Soupçons de quantité anormale! Le ménage de ABDOU MBAYE avec une taille de 11 personnes a consommé 21 Kg en taille unique de Riz local Gambiaka qui est relativement élevé comme consommation par rapport à la condition de vie des autres ménages de même taille dans cette zone. Prière de corriger ou de confirmer avec le QG.</w:t>
+        <w:t>- Attention ! Le prix unitaire d'achat (100 Fcfa) de Biscuits en Sachets (Petit) est relativement élevé par rapport aux autres prix observés dans cette zone. Prière de corriger ou de confirmer avec le QG. Attention ! Le prix unitaire d'achat (500 Fcfa) de Carotte en Tas (Petit) est relativement élevé par rapport aux autres prix observés dans cette zone. Prière de corriger ou de confirmer avec le QG. Avertissement!! La quantité (5.25 litre) du produit Huile de soja  consommée  par le ménage semble très élevé, prière de corriger ou confirmer avec le QG. Attention ! Le prix unitaire d'achat (1050 Fcfa) de Huile de soja  en Bidon 20l (taille unique) est relativement faible par rapport aux autres prix observés dans cette zone. Prière de corriger ou de confirmer avec le QG. Avertissement!!! Le ménage a consommé 8 Morceau (Portion) Tres petit de Poisson de mer séché (yayeboye), cette quantité semble anormale pour une consommation des 7 derniers jours.Prière de corriger ou de confirmer avec le QG. Incohérence!! Dans ce ménage, chaque individus consomme par jour 54.96571 Kg  de cereale; Prière de revoir les quantités prises de ces produits. Incohérence!! Dans ce ménage, chaque individus consomme par jour 54.96571 Kg  de cereale; Prière de revoir les quantités prises de ces produits.</w:t>
       </w:r>
     </w:p>
     <w:p>
@@ -7244,6 +7221,27 @@
           <w:color w:val="4672C4"/>
           <w:sz w:val="22"/>
         </w:rPr>
+        <w:t>&gt;&gt; Section10b - caracteristiques entreprise non agricole</w:t>
+      </w:r>
+    </w:p>
+    <w:p>
+      <w:pPr>
+        <w:ind w:left="283"/>
+      </w:pPr>
+      <w:r>
+        <w:rPr>
+          <w:sz w:val="20"/>
+        </w:rPr>
+        <w:t>- Le montant dépensé de L'entreprise VENTE DE LÉGUMES pour l'achat de ces marchandises revendues en état, sans transformation ne peut être supérieur aux montants obtenus sur la revente de marchandises achetées et revendues en état au cours des 30 derniers jours ou durant le dernier mois où l'entreprise a fonctionné (s10q47 &gt; s10q46), prière de corriger. Le salaire qu'une personne de cette catégorie (10.62) a travaillé(e) dans cette entreprise VENTE DE LÉGUMES est élevé ou faible. Prière de confirmer cette information avec le QG ou de corriger.</w:t>
+      </w:r>
+    </w:p>
+    <w:p>
+      <w:r>
+        <w:rPr>
+          <w:b/>
+          <w:color w:val="4672C4"/>
+          <w:sz w:val="22"/>
+        </w:rPr>
         <w:t>&gt;&gt; Section11 - Caracteristiques logement</w:t>
       </w:r>
     </w:p>
@@ -7297,11 +7295,11 @@
         <w:rPr>
           <w:sz w:val="20"/>
         </w:rPr>
-        <w:t xml:space="preserve">- La quantité de fumure appliquée dans la parcelle mil est de 150 Kg qui semble élevé ou ne sait pas, prière de fournir d'effort pour estimer la quantité afin de corriger. La quantité d'utilisation de NPK dans la parcelle mil est de 150 Kilogramme et semble élevé, prière de corriger. La superficie de la parcelle mil selon les mesures GPS est de 36791.62 hectare qui semble élevé ou faible, prière de corriger. </w:t>
+        <w:t xml:space="preserve">- La parcelle arachide n'a pas été mésurée pour des raisons comme qu'elle est trop petite, GPS en panne et que le Ménage indisponible. Nous vous rappelons que ces raisons ne passent pas pour la non mesure des parcelles prière de les mésurer. </w:t>
         <w:br/>
-        <w:t xml:space="preserve">- La raison principale de la non mesure de la parcelle mil est ne lui appartient pas et semble exister dans les modalités, prière de prendre attache avec le QG pour plus d'explication afin de la classer bien. </w:t>
+        <w:t xml:space="preserve">- La parcelle mil n'a pas été mésurée pour des raisons comme qu'elle est trop petite, GPS en panne et que le Ménage indisponible. Nous vous rappelons que ces raisons ne passent pas pour la non mesure des parcelles prière de les mésurer. </w:t>
         <w:br/>
-        <w:t>- La superficie de la parcelle arachide selon les mesures GPS est de .a hectare qui semble élevé ou faible, prière de corriger.</w:t>
+        <w:t>- La quantité de fumure appliquée dans la parcelle mil est de 150 Kg qui semble élevé ou ne sait pas, prière de fournir d'effort pour estimer la quantité afin de corriger. La quantité d'utilisation de NPK dans la parcelle mil est de 150 Kilogramme et semble élevé, prière de corriger. La superficie de la parcelle mil selon les mesures GPS est de 36791.62 hectare qui semble élevé ou faible, prière de corriger.</w:t>
       </w:r>
     </w:p>
     <w:p>
@@ -7821,7 +7819,7 @@
         <w:rPr>
           <w:sz w:val="20"/>
         </w:rPr>
-        <w:t>- Attention ! Le prix unitaire d'achat (140 Fcfa) de Poisson de mer séché (yayeboye) en Morceau (Portion) (Tres petit) est relativement élevé par rapport aux autres prix observés dans cette zone. Prière de corriger ou de confirmer avec le QG. Attention ! Le prix unitaire d'achat (150 Fcfa) de Concentré de tomate en Sachets industriel (Petit) est relativement élevé par rapport aux autres prix observés dans cette zone. Prière de corriger ou de confirmer avec le QG. Attention ! Le prix unitaire d'achat (300 Fcfa) de Choux en Pièce (Petit) est relativement élevé par rapport aux autres prix observés dans cette zone. Prière de corriger ou de confirmer avec le QG. Avertissement!!! Le ménage a consommé 12 Pièce Petit de Mâchoiron séchée (Kon), cette quantité semble anormale pour une consommation des 7 derniers jours.Prière de corriger ou de confirmer avec le QG. Incohérence!! Dans ce ménage, chaque individus consomme par jour 42.78057 Kg  de cereale; Prière de revoir les quantités prises de ces produits. Incohérence!! Dans ce ménage, chaque individus consomme par jour 42.78057 Kg  de cereale; Prière de revoir les quantités prises de ces produits.</w:t>
+        <w:t>- Attention ! Le prix unitaire d'achat (140 Fcfa) de Poisson de mer séché (yayeboye) en Morceau (Portion) (Tres petit) est relativement élevé par rapport aux autres prix observés dans cette zone. Prière de corriger ou de confirmer avec le QG. Attention ! Le prix unitaire d'achat (200 Fcfa) de Beignets de maïs, mil, haricot en Sachets (Petit) est relativement élevé par rapport aux autres prix observés dans cette zone. Prière de corriger ou de confirmer avec le QG. Attention ! Le prix unitaire d'achat (25 Fcfa) de Poivre en Sachets (Tres petit) est relativement faible par rapport aux autres prix observés dans cette zone. Prière de corriger ou de confirmer avec le QG. Attention ! Le prix unitaire d'achat (250 Fcfa) de Ail en Sachets (Petit) est relativement élevé par rapport aux autres prix observés dans cette zone. Prière de corriger ou de confirmer avec le QG. Attention ! Le prix unitaire d'achat (300 Fcfa) de Choux en Pièce (Petit) est relativement élevé par rapport aux autres prix observés dans cette zone. Prière de corriger ou de confirmer avec le QG. Attention ! Le prix unitaire d'achat (400 Fcfa) de Pâte d'arachide en Sachets (Petit) est relativement élevé par rapport aux autres prix observés dans cette zone. Prière de corriger ou de confirmer avec le QG. Attention ! Le prix unitaire d'achat (700 Fcfa) de Oignon frais en Kg (taille unique) est relativement élevé par rapport aux autres prix observés dans cette zone. Prière de corriger ou de confirmer avec le QG. Avertissement!!! Le ménage a consommé 12 Pièce Petit de Mâchoiron séchée (Kon), cette quantité semble anormale pour une consommation des 7 derniers jours.Prière de corriger ou de confirmer avec le QG. Incohérence!! Dans ce ménage, chaque individus consomme par jour 76.22514 Kg  de cereale; Prière de revoir les quantités prises de ces produits. Incohérence!! Dans ce ménage, chaque individus consomme par jour 76.22514 Kg  de cereale; Prière de revoir les quantités prises de ces produits.</w:t>
       </w:r>
     </w:p>
     <w:p>
